--- a/hin/docx/04.content.docx
+++ b/hin/docx/04.content.docx
@@ -19,7 +19,7 @@
         <w:rPr>
           <w:lang w:val="hi_IN" w:bidi="hi_IN"/>
         </w:rPr>
-        <w:t>Resource: अध्ययन नोट्स - पुस्तक परिचय (टिंडेल)</w:t>
+        <w:t>Resource: Tyndale Open Study Notes</w:t>
       </w:r>
       <w:r>
         <w:rPr>
@@ -112,7 +112,7 @@
         <w:rPr>
           <w:lang w:val="hi_IN" w:bidi="hi_IN"/>
         </w:rPr>
-        <w:t>अध्ययन नोट्स - पुस्तक परिचय (टिंडेल)</w:t>
+        <w:t>Tyndale Open Study Notes</w:t>
       </w:r>
     </w:p>
     <w:p>

--- a/hin/docx/04.content.docx
+++ b/hin/docx/04.content.docx
@@ -19,7 +19,7 @@
         <w:rPr>
           <w:lang w:val="hi_IN" w:bidi="hi_IN"/>
         </w:rPr>
-        <w:t>Resource: Tyndale Open Study Notes</w:t>
+        <w:t>Resource: Aquifer Open Study Notes (Book Intros)</w:t>
       </w:r>
       <w:r>
         <w:rPr>
@@ -112,7 +112,7 @@
         <w:rPr>
           <w:lang w:val="hi_IN" w:bidi="hi_IN"/>
         </w:rPr>
-        <w:t>Tyndale Open Study Notes</w:t>
+        <w:t>Aquifer Open Study Notes (Book Intros)</w:t>
       </w:r>
     </w:p>
     <w:p>

--- a/hin/docx/04.content.docx
+++ b/hin/docx/04.content.docx
@@ -297,54 +297,36 @@
         </w:rPr>
         <w:t>गिनती की पुस्तक की संरचना जंगल में इस्राएल की यात्रा के तीन चरणों से मिलती है: (1) उन्नीस दिन जिसमें इस्राएल ने सीनै पर्वत से प्रस्थान करने की तैयारी की (</w:t>
       </w:r>
-      <w:hyperlink r:id="rId13">
-        <w:r>
-          <w:rPr>
-            <w:lang w:val="hi_IN" w:bidi="hi_IN"/>
-          </w:rPr>
-          <w:rPr>
-            <w:color w:val="0000EE"/>
-            <w:u w:val="single"/>
-          </w:rPr>
-          <w:t>1:1–10:10</w:t>
-        </w:r>
-      </w:hyperlink>
+      <w:r>
+        <w:rPr>
+          <w:lang w:val="hi_IN" w:bidi="hi_IN"/>
+        </w:rPr>
+        <w:t>1:1–10:10</w:t>
+      </w:r>
       <w:r>
         <w:rPr>
           <w:lang w:val="hi_IN" w:bidi="hi_IN"/>
         </w:rPr>
         <w:t>), (2) सीनै से मोआब के मैदानों तक उनतालीस वर्षों की यात्रा (</w:t>
       </w:r>
-      <w:hyperlink r:id="rId14">
-        <w:r>
-          <w:rPr>
-            <w:lang w:val="hi_IN" w:bidi="hi_IN"/>
-          </w:rPr>
-          <w:rPr>
-            <w:color w:val="0000EE"/>
-            <w:u w:val="single"/>
-          </w:rPr>
-          <w:t>10:11–22:1</w:t>
-        </w:r>
-      </w:hyperlink>
+      <w:r>
+        <w:rPr>
+          <w:lang w:val="hi_IN" w:bidi="hi_IN"/>
+        </w:rPr>
+        <w:t>10:11–22:1</w:t>
+      </w:r>
       <w:r>
         <w:rPr>
           <w:lang w:val="hi_IN" w:bidi="hi_IN"/>
         </w:rPr>
         <w:t>), और (3) कनान में प्रवेश करने से ठीक पहले मोआब के मैदानों पर इस्राएल के डेरे के अंतिम महीने (</w:t>
       </w:r>
-      <w:hyperlink r:id="rId15">
-        <w:r>
-          <w:rPr>
-            <w:lang w:val="hi_IN" w:bidi="hi_IN"/>
-          </w:rPr>
-          <w:rPr>
-            <w:color w:val="0000EE"/>
-            <w:u w:val="single"/>
-          </w:rPr>
-          <w:t>21:1–36:13</w:t>
-        </w:r>
-      </w:hyperlink>
+      <w:r>
+        <w:rPr>
+          <w:lang w:val="hi_IN" w:bidi="hi_IN"/>
+        </w:rPr>
+        <w:t>21:1–36:13</w:t>
+      </w:r>
       <w:r>
         <w:rPr>
           <w:lang w:val="hi_IN" w:bidi="hi_IN"/>
@@ -365,36 +347,24 @@
         </w:rPr>
         <w:t xml:space="preserve">इस्राएल के सैन्य आयु के पुरुषों के दो पंजीकरण (अध्याय </w:t>
       </w:r>
-      <w:hyperlink r:id="rId16">
-        <w:r>
-          <w:rPr>
-            <w:lang w:val="hi_IN" w:bidi="hi_IN"/>
-          </w:rPr>
-          <w:rPr>
-            <w:color w:val="0000EE"/>
-            <w:u w:val="single"/>
-          </w:rPr>
-          <w:t>1–4</w:t>
-        </w:r>
-      </w:hyperlink>
+      <w:r>
+        <w:rPr>
+          <w:lang w:val="hi_IN" w:bidi="hi_IN"/>
+        </w:rPr>
+        <w:t>1–4</w:t>
+      </w:r>
       <w:r>
         <w:rPr>
           <w:lang w:val="hi_IN" w:bidi="hi_IN"/>
         </w:rPr>
         <w:t xml:space="preserve">, </w:t>
       </w:r>
-      <w:hyperlink r:id="rId17">
-        <w:r>
-          <w:rPr>
-            <w:lang w:val="hi_IN" w:bidi="hi_IN"/>
-          </w:rPr>
-          <w:rPr>
-            <w:color w:val="0000EE"/>
-            <w:u w:val="single"/>
-          </w:rPr>
-          <w:t>26</w:t>
-        </w:r>
-      </w:hyperlink>
+      <w:r>
+        <w:rPr>
+          <w:lang w:val="hi_IN" w:bidi="hi_IN"/>
+        </w:rPr>
+        <w:t>26</w:t>
+      </w:r>
       <w:r>
         <w:rPr>
           <w:lang w:val="hi_IN" w:bidi="hi_IN"/>
@@ -415,144 +385,96 @@
         </w:rPr>
         <w:t xml:space="preserve">रास्ते में, मिस्र छोड़ने वाले इब्रानियों ने बार-बार विद्रोह किया (अध्याय </w:t>
       </w:r>
-      <w:hyperlink r:id="rId18">
-        <w:r>
-          <w:rPr>
-            <w:lang w:val="hi_IN" w:bidi="hi_IN"/>
-          </w:rPr>
-          <w:rPr>
-            <w:color w:val="0000EE"/>
-            <w:u w:val="single"/>
-          </w:rPr>
-          <w:t>11</w:t>
-        </w:r>
-      </w:hyperlink>
+      <w:r>
+        <w:rPr>
+          <w:lang w:val="hi_IN" w:bidi="hi_IN"/>
+        </w:rPr>
+        <w:t>11</w:t>
+      </w:r>
       <w:r>
         <w:rPr>
           <w:lang w:val="hi_IN" w:bidi="hi_IN"/>
         </w:rPr>
         <w:t xml:space="preserve">, </w:t>
       </w:r>
-      <w:hyperlink r:id="rId19">
-        <w:r>
-          <w:rPr>
-            <w:lang w:val="hi_IN" w:bidi="hi_IN"/>
-          </w:rPr>
-          <w:rPr>
-            <w:color w:val="0000EE"/>
-            <w:u w:val="single"/>
-          </w:rPr>
-          <w:t>12</w:t>
-        </w:r>
-      </w:hyperlink>
+      <w:r>
+        <w:rPr>
+          <w:lang w:val="hi_IN" w:bidi="hi_IN"/>
+        </w:rPr>
+        <w:t>12</w:t>
+      </w:r>
       <w:r>
         <w:rPr>
           <w:lang w:val="hi_IN" w:bidi="hi_IN"/>
         </w:rPr>
         <w:t xml:space="preserve">, </w:t>
       </w:r>
-      <w:hyperlink r:id="rId20">
-        <w:r>
-          <w:rPr>
-            <w:lang w:val="hi_IN" w:bidi="hi_IN"/>
-          </w:rPr>
-          <w:rPr>
-            <w:color w:val="0000EE"/>
-            <w:u w:val="single"/>
-          </w:rPr>
-          <w:t>14</w:t>
-        </w:r>
-      </w:hyperlink>
+      <w:r>
+        <w:rPr>
+          <w:lang w:val="hi_IN" w:bidi="hi_IN"/>
+        </w:rPr>
+        <w:t>14</w:t>
+      </w:r>
       <w:r>
         <w:rPr>
           <w:lang w:val="hi_IN" w:bidi="hi_IN"/>
         </w:rPr>
         <w:t xml:space="preserve">, </w:t>
       </w:r>
-      <w:hyperlink r:id="rId21">
-        <w:r>
-          <w:rPr>
-            <w:lang w:val="hi_IN" w:bidi="hi_IN"/>
-          </w:rPr>
-          <w:rPr>
-            <w:color w:val="0000EE"/>
-            <w:u w:val="single"/>
-          </w:rPr>
-          <w:t>16–17</w:t>
-        </w:r>
-      </w:hyperlink>
+      <w:r>
+        <w:rPr>
+          <w:lang w:val="hi_IN" w:bidi="hi_IN"/>
+        </w:rPr>
+        <w:t>16–17</w:t>
+      </w:r>
       <w:r>
         <w:rPr>
           <w:lang w:val="hi_IN" w:bidi="hi_IN"/>
         </w:rPr>
         <w:t xml:space="preserve">, </w:t>
       </w:r>
-      <w:hyperlink r:id="rId22">
-        <w:r>
-          <w:rPr>
-            <w:lang w:val="hi_IN" w:bidi="hi_IN"/>
-          </w:rPr>
-          <w:rPr>
-            <w:color w:val="0000EE"/>
-            <w:u w:val="single"/>
-          </w:rPr>
-          <w:t>20</w:t>
-        </w:r>
-      </w:hyperlink>
+      <w:r>
+        <w:rPr>
+          <w:lang w:val="hi_IN" w:bidi="hi_IN"/>
+        </w:rPr>
+        <w:t>20</w:t>
+      </w:r>
       <w:r>
         <w:rPr>
           <w:lang w:val="hi_IN" w:bidi="hi_IN"/>
         </w:rPr>
         <w:t xml:space="preserve">, </w:t>
       </w:r>
-      <w:hyperlink r:id="rId23">
-        <w:r>
-          <w:rPr>
-            <w:lang w:val="hi_IN" w:bidi="hi_IN"/>
-          </w:rPr>
-          <w:rPr>
-            <w:color w:val="0000EE"/>
-            <w:u w:val="single"/>
-          </w:rPr>
-          <w:t>25</w:t>
-        </w:r>
-      </w:hyperlink>
+      <w:r>
+        <w:rPr>
+          <w:lang w:val="hi_IN" w:bidi="hi_IN"/>
+        </w:rPr>
+        <w:t>25</w:t>
+      </w:r>
       <w:r>
         <w:rPr>
           <w:lang w:val="hi_IN" w:bidi="hi_IN"/>
         </w:rPr>
         <w:t>)। यहोशू और कालेब को छोड़कर वे सभी जंगल में मर गए, जिनका विश्वास अनुकरणीय था (</w:t>
       </w:r>
-      <w:hyperlink r:id="rId24">
-        <w:r>
-          <w:rPr>
-            <w:lang w:val="hi_IN" w:bidi="hi_IN"/>
-          </w:rPr>
-          <w:rPr>
-            <w:color w:val="0000EE"/>
-            <w:u w:val="single"/>
-          </w:rPr>
-          <w:t>13:30</w:t>
-        </w:r>
-      </w:hyperlink>
+      <w:r>
+        <w:rPr>
+          <w:lang w:val="hi_IN" w:bidi="hi_IN"/>
+        </w:rPr>
+        <w:t>13:30</w:t>
+      </w:r>
       <w:r>
         <w:rPr>
           <w:lang w:val="hi_IN" w:bidi="hi_IN"/>
         </w:rPr>
         <w:t xml:space="preserve">; </w:t>
       </w:r>
-      <w:hyperlink r:id="rId25">
-        <w:r>
-          <w:rPr>
-            <w:lang w:val="hi_IN" w:bidi="hi_IN"/>
-          </w:rPr>
-          <w:rPr>
-            <w:color w:val="0000EE"/>
-            <w:u w:val="single"/>
-          </w:rPr>
-          <w:t>14:6–9</w:t>
-        </w:r>
-      </w:hyperlink>
+      <w:r>
+        <w:rPr>
+          <w:lang w:val="hi_IN" w:bidi="hi_IN"/>
+        </w:rPr>
+        <w:t>14:6–9</w:t>
+      </w:r>
       <w:r>
         <w:rPr>
           <w:lang w:val="hi_IN" w:bidi="hi_IN"/>
@@ -573,126 +495,84 @@
         </w:rPr>
         <w:t xml:space="preserve">कनान में प्रवेश करने से पहले इस्राएल की सेना को कई मौकों पर परखा गया (अध्याय </w:t>
       </w:r>
-      <w:hyperlink r:id="rId20">
-        <w:r>
-          <w:rPr>
-            <w:lang w:val="hi_IN" w:bidi="hi_IN"/>
-          </w:rPr>
-          <w:rPr>
-            <w:color w:val="0000EE"/>
-            <w:u w:val="single"/>
-          </w:rPr>
-          <w:t>14</w:t>
-        </w:r>
-      </w:hyperlink>
+      <w:r>
+        <w:rPr>
+          <w:lang w:val="hi_IN" w:bidi="hi_IN"/>
+        </w:rPr>
+        <w:t>14</w:t>
+      </w:r>
       <w:r>
         <w:rPr>
           <w:lang w:val="hi_IN" w:bidi="hi_IN"/>
         </w:rPr>
         <w:t xml:space="preserve">, </w:t>
       </w:r>
-      <w:hyperlink r:id="rId26">
-        <w:r>
-          <w:rPr>
-            <w:lang w:val="hi_IN" w:bidi="hi_IN"/>
-          </w:rPr>
-          <w:rPr>
-            <w:color w:val="0000EE"/>
-            <w:u w:val="single"/>
-          </w:rPr>
-          <w:t>21</w:t>
-        </w:r>
-      </w:hyperlink>
+      <w:r>
+        <w:rPr>
+          <w:lang w:val="hi_IN" w:bidi="hi_IN"/>
+        </w:rPr>
+        <w:t>21</w:t>
+      </w:r>
       <w:r>
         <w:rPr>
           <w:lang w:val="hi_IN" w:bidi="hi_IN"/>
         </w:rPr>
         <w:t xml:space="preserve">, </w:t>
       </w:r>
-      <w:hyperlink r:id="rId27">
-        <w:r>
-          <w:rPr>
-            <w:lang w:val="hi_IN" w:bidi="hi_IN"/>
-          </w:rPr>
-          <w:rPr>
-            <w:color w:val="0000EE"/>
-            <w:u w:val="single"/>
-          </w:rPr>
-          <w:t>31</w:t>
-        </w:r>
-      </w:hyperlink>
+      <w:r>
+        <w:rPr>
+          <w:lang w:val="hi_IN" w:bidi="hi_IN"/>
+        </w:rPr>
+        <w:t>31</w:t>
+      </w:r>
       <w:r>
         <w:rPr>
           <w:lang w:val="hi_IN" w:bidi="hi_IN"/>
         </w:rPr>
         <w:t xml:space="preserve">), और बिलाम की कहानी सुनाई गई (अध्याय </w:t>
       </w:r>
-      <w:hyperlink r:id="rId28">
-        <w:r>
-          <w:rPr>
-            <w:lang w:val="hi_IN" w:bidi="hi_IN"/>
-          </w:rPr>
-          <w:rPr>
-            <w:color w:val="0000EE"/>
-            <w:u w:val="single"/>
-          </w:rPr>
-          <w:t>22–24</w:t>
-        </w:r>
-      </w:hyperlink>
+      <w:r>
+        <w:rPr>
+          <w:lang w:val="hi_IN" w:bidi="hi_IN"/>
+        </w:rPr>
+        <w:t>22–24</w:t>
+      </w:r>
       <w:r>
         <w:rPr>
           <w:lang w:val="hi_IN" w:bidi="hi_IN"/>
         </w:rPr>
         <w:t xml:space="preserve">)। यरदन पार में बसने की व्यवस्था की गई (अध्याय </w:t>
       </w:r>
-      <w:hyperlink r:id="rId29">
-        <w:r>
-          <w:rPr>
-            <w:lang w:val="hi_IN" w:bidi="hi_IN"/>
-          </w:rPr>
-          <w:rPr>
-            <w:color w:val="0000EE"/>
-            <w:u w:val="single"/>
-          </w:rPr>
-          <w:t>32</w:t>
-        </w:r>
-      </w:hyperlink>
+      <w:r>
+        <w:rPr>
+          <w:lang w:val="hi_IN" w:bidi="hi_IN"/>
+        </w:rPr>
+        <w:t>32</w:t>
+      </w:r>
       <w:r>
         <w:rPr>
           <w:lang w:val="hi_IN" w:bidi="hi_IN"/>
         </w:rPr>
         <w:t xml:space="preserve">), जंगल की यात्रा की समीक्षा की गई (अध्याय </w:t>
       </w:r>
-      <w:hyperlink r:id="rId30">
-        <w:r>
-          <w:rPr>
-            <w:lang w:val="hi_IN" w:bidi="hi_IN"/>
-          </w:rPr>
-          <w:rPr>
-            <w:color w:val="0000EE"/>
-            <w:u w:val="single"/>
-          </w:rPr>
-          <w:t>33</w:t>
-        </w:r>
-      </w:hyperlink>
+      <w:r>
+        <w:rPr>
+          <w:lang w:val="hi_IN" w:bidi="hi_IN"/>
+        </w:rPr>
+        <w:t>33</w:t>
+      </w:r>
       <w:r>
         <w:rPr>
           <w:lang w:val="hi_IN" w:bidi="hi_IN"/>
         </w:rPr>
         <w:t xml:space="preserve">), और मूसा ने कनान पर कब्ज़ा करने का अनुमान लगाया (अध्याय </w:t>
       </w:r>
-      <w:hyperlink r:id="rId31">
-        <w:r>
-          <w:rPr>
-            <w:lang w:val="hi_IN" w:bidi="hi_IN"/>
-          </w:rPr>
-          <w:rPr>
-            <w:color w:val="0000EE"/>
-            <w:u w:val="single"/>
-          </w:rPr>
-          <w:t>34–36</w:t>
-        </w:r>
-      </w:hyperlink>
+      <w:r>
+        <w:rPr>
+          <w:lang w:val="hi_IN" w:bidi="hi_IN"/>
+        </w:rPr>
+        <w:t>34–36</w:t>
+      </w:r>
       <w:r>
         <w:rPr>
           <w:lang w:val="hi_IN" w:bidi="hi_IN"/>
@@ -738,36 +618,24 @@
         </w:rPr>
         <w:t xml:space="preserve">पंचग्रन्थ की अन्य पुस्तकों की तरह, मूसा को पारंपरिक रूप से गिनती के लेखक के रूप में मान्यता दी गई है। आधुनिक विद्वत्ता के आगमन तक, यहूदी और ईसाई दोनों विद्वान मूसा के लेखक होने का दावा करते थे; पुराने नियम, नए नियम और बहुत से प्राचीन यहूदी साहित्य ने भी यही धारणा बनाई। लेखक के रूप में मूसा की भूमिका के संदर्भ पूरे पंचग्रन्थ में पाए जाते हैं (उदाहरण के लिए, </w:t>
       </w:r>
-      <w:hyperlink r:id="rId32">
-        <w:r>
-          <w:rPr>
-            <w:lang w:val="hi_IN" w:bidi="hi_IN"/>
-          </w:rPr>
-          <w:rPr>
-            <w:color w:val="0000EE"/>
-            <w:u w:val="single"/>
-          </w:rPr>
-          <w:t>गिन 33:1–2</w:t>
-        </w:r>
-      </w:hyperlink>
+      <w:r>
+        <w:rPr>
+          <w:lang w:val="hi_IN" w:bidi="hi_IN"/>
+        </w:rPr>
+        <w:t>गिन 33:1–2</w:t>
+      </w:r>
       <w:r>
         <w:rPr>
           <w:lang w:val="hi_IN" w:bidi="hi_IN"/>
         </w:rPr>
         <w:t>)। मूसा को प्राथमिक लेखक के रूप में पूरी तरह से बाहर करने की कोई आवश्यकता नहीं है - विषय-वस्तु के आधार पर या निर्गमन और विजय के समय साक्षरता के स्तर के आधार पर - सिवाय उनकी मृत्यु के विवरण (</w:t>
       </w:r>
-      <w:hyperlink r:id="rId33">
-        <w:r>
-          <w:rPr>
-            <w:lang w:val="hi_IN" w:bidi="hi_IN"/>
-          </w:rPr>
-          <w:rPr>
-            <w:color w:val="0000EE"/>
-            <w:u w:val="single"/>
-          </w:rPr>
-          <w:t>व्य.वि. 34</w:t>
-        </w:r>
-      </w:hyperlink>
+      <w:r>
+        <w:rPr>
+          <w:lang w:val="hi_IN" w:bidi="hi_IN"/>
+        </w:rPr>
+        <w:t>व्य.वि. 34</w:t>
+      </w:r>
       <w:r>
         <w:rPr>
           <w:lang w:val="hi_IN" w:bidi="hi_IN"/>
@@ -792,13 +660,13 @@
         <w:rPr>
           <w:lang w:val="hi_IN" w:bidi="hi_IN"/>
         </w:rPr>
-        <w:t>उत्पत्ति पुस्तक परिचय,</w:t>
-      </w:r>
-      <w:r>
-        <w:rPr>
-          <w:lang w:val="hi_IN" w:bidi="hi_IN"/>
-        </w:rPr>
-        <w:t xml:space="preserve"> "लेखकत्व")। यहां तक ​​कि बाद में लेखकों और संपादकों द्वारा किए गए संशोधनों को ध्यान में रखते हुए, गिनती काफी हद तक खुद को मूसा के कार्य के रूप में दर्शाती है।</w:t>
+        <w:t xml:space="preserve">उत्पत्ति पुस्तक परिचय, </w:t>
+      </w:r>
+      <w:r>
+        <w:rPr>
+          <w:lang w:val="hi_IN" w:bidi="hi_IN"/>
+        </w:rPr>
+        <w:t>"लेखकत्व")। यहां तक ​​कि बाद में लेखकों और संपादकों द्वारा किए गए संशोधनों को ध्यान में रखते हुए, गिनती काफी हद तक खुद को मूसा के कार्य के रूप में दर्शाती है।</w:t>
       </w:r>
     </w:p>
     <w:p>
@@ -892,36 +760,24 @@
         </w:rPr>
         <w:t xml:space="preserve">पुस्तक का शीर्षक। "गिनती" नाम इस पुस्तक की सांख्यिकी में रुचि से लिया गया है (अध्याय </w:t>
       </w:r>
-      <w:hyperlink r:id="rId16">
-        <w:r>
-          <w:rPr>
-            <w:lang w:val="hi_IN" w:bidi="hi_IN"/>
-          </w:rPr>
-          <w:rPr>
-            <w:color w:val="0000EE"/>
-            <w:u w:val="single"/>
-          </w:rPr>
-          <w:t>1–4</w:t>
-        </w:r>
-      </w:hyperlink>
+      <w:r>
+        <w:rPr>
+          <w:lang w:val="hi_IN" w:bidi="hi_IN"/>
+        </w:rPr>
+        <w:t>1–4</w:t>
+      </w:r>
       <w:r>
         <w:rPr>
           <w:lang w:val="hi_IN" w:bidi="hi_IN"/>
         </w:rPr>
         <w:t xml:space="preserve">, </w:t>
       </w:r>
-      <w:hyperlink r:id="rId17">
-        <w:r>
-          <w:rPr>
-            <w:lang w:val="hi_IN" w:bidi="hi_IN"/>
-          </w:rPr>
-          <w:rPr>
-            <w:color w:val="0000EE"/>
-            <w:u w:val="single"/>
-          </w:rPr>
-          <w:t>26</w:t>
-        </w:r>
-      </w:hyperlink>
+      <w:r>
+        <w:rPr>
+          <w:lang w:val="hi_IN" w:bidi="hi_IN"/>
+        </w:rPr>
+        <w:t>26</w:t>
+      </w:r>
       <w:r>
         <w:rPr>
           <w:lang w:val="hi_IN" w:bidi="hi_IN"/>
@@ -968,18 +824,12 @@
         </w:rPr>
         <w:t xml:space="preserve">पंजीकरण विवरण गणितीय सटीकता के साथ दिखाते हैं कि जो इस्राएली मिस्र से निकले थे, वे वही लोग नहीं थे जिन्होंने यरदन को पार कर कनान में प्रवेश किया। इब्रानी बाइबल में, गिनती की पुस्तक को बेमिदबार (“जंगल में”) कहा जाता है, जो इब्रानी पाठ में </w:t>
       </w:r>
-      <w:hyperlink r:id="rId34">
-        <w:r>
-          <w:rPr>
-            <w:lang w:val="hi_IN" w:bidi="hi_IN"/>
-          </w:rPr>
-          <w:rPr>
-            <w:color w:val="0000EE"/>
-            <w:u w:val="single"/>
-          </w:rPr>
-          <w:t>गिन 1:1</w:t>
-        </w:r>
-      </w:hyperlink>
+      <w:r>
+        <w:rPr>
+          <w:lang w:val="hi_IN" w:bidi="hi_IN"/>
+        </w:rPr>
+        <w:t>गिन 1:1</w:t>
+      </w:r>
       <w:r>
         <w:rPr>
           <w:lang w:val="hi_IN" w:bidi="hi_IN"/>
@@ -1000,162 +850,108 @@
         </w:rPr>
         <w:t xml:space="preserve">साहित्यिक शैलियाँ। गिनती की पुस्तक में कई प्रमुख साहित्यिक शैलियाँ शामिल हैं, जैसे कि कथा (उदा., </w:t>
       </w:r>
-      <w:hyperlink r:id="rId35">
-        <w:r>
-          <w:rPr>
-            <w:lang w:val="hi_IN" w:bidi="hi_IN"/>
-          </w:rPr>
-          <w:rPr>
-            <w:color w:val="0000EE"/>
-            <w:u w:val="single"/>
-          </w:rPr>
-          <w:t>10:11–14:45</w:t>
-        </w:r>
-      </w:hyperlink>
+      <w:r>
+        <w:rPr>
+          <w:lang w:val="hi_IN" w:bidi="hi_IN"/>
+        </w:rPr>
+        <w:t>10:11–14:45</w:t>
+      </w:r>
       <w:r>
         <w:rPr>
           <w:lang w:val="hi_IN" w:bidi="hi_IN"/>
         </w:rPr>
         <w:t xml:space="preserve">), कविता (उदा., अध्याय </w:t>
       </w:r>
-      <w:hyperlink r:id="rId36">
-        <w:r>
-          <w:rPr>
-            <w:lang w:val="hi_IN" w:bidi="hi_IN"/>
-          </w:rPr>
-          <w:rPr>
-            <w:color w:val="0000EE"/>
-            <w:u w:val="single"/>
-          </w:rPr>
-          <w:t>23–24</w:t>
-        </w:r>
-      </w:hyperlink>
+      <w:r>
+        <w:rPr>
+          <w:lang w:val="hi_IN" w:bidi="hi_IN"/>
+        </w:rPr>
+        <w:t>23–24</w:t>
+      </w:r>
       <w:r>
         <w:rPr>
           <w:lang w:val="hi_IN" w:bidi="hi_IN"/>
         </w:rPr>
         <w:t xml:space="preserve">), और कानून (उदा., अध्याय </w:t>
       </w:r>
-      <w:hyperlink r:id="rId37">
-        <w:r>
-          <w:rPr>
-            <w:lang w:val="hi_IN" w:bidi="hi_IN"/>
-          </w:rPr>
-          <w:rPr>
-            <w:color w:val="0000EE"/>
-            <w:u w:val="single"/>
-          </w:rPr>
-          <w:t>4–6</w:t>
-        </w:r>
-      </w:hyperlink>
+      <w:r>
+        <w:rPr>
+          <w:lang w:val="hi_IN" w:bidi="hi_IN"/>
+        </w:rPr>
+        <w:t>4–6</w:t>
+      </w:r>
       <w:r>
         <w:rPr>
           <w:lang w:val="hi_IN" w:bidi="hi_IN"/>
         </w:rPr>
         <w:t xml:space="preserve">)। इसमें तथ्यों और आंकड़ों की विस्तृत सूचियाँ भी शामिल हैं, जैसे पंजीकरण गणना (उदा., अध्याय </w:t>
       </w:r>
-      <w:hyperlink r:id="rId16">
-        <w:r>
-          <w:rPr>
-            <w:lang w:val="hi_IN" w:bidi="hi_IN"/>
-          </w:rPr>
-          <w:rPr>
-            <w:color w:val="0000EE"/>
-            <w:u w:val="single"/>
-          </w:rPr>
-          <w:t>1–4</w:t>
-        </w:r>
-      </w:hyperlink>
+      <w:r>
+        <w:rPr>
+          <w:lang w:val="hi_IN" w:bidi="hi_IN"/>
+        </w:rPr>
+        <w:t>1–4</w:t>
+      </w:r>
       <w:r>
         <w:rPr>
           <w:lang w:val="hi_IN" w:bidi="hi_IN"/>
         </w:rPr>
         <w:t xml:space="preserve">), भेंट (उदा., अध्याय </w:t>
       </w:r>
-      <w:hyperlink r:id="rId38">
-        <w:r>
-          <w:rPr>
-            <w:lang w:val="hi_IN" w:bidi="hi_IN"/>
-          </w:rPr>
-          <w:rPr>
-            <w:color w:val="0000EE"/>
-            <w:u w:val="single"/>
-          </w:rPr>
-          <w:t>7</w:t>
-        </w:r>
-      </w:hyperlink>
+      <w:r>
+        <w:rPr>
+          <w:lang w:val="hi_IN" w:bidi="hi_IN"/>
+        </w:rPr>
+        <w:t>7</w:t>
+      </w:r>
       <w:r>
         <w:rPr>
           <w:lang w:val="hi_IN" w:bidi="hi_IN"/>
         </w:rPr>
         <w:t xml:space="preserve">), और यात्रा कार्यक्रम (उदा., अध्याय </w:t>
       </w:r>
-      <w:hyperlink r:id="rId30">
-        <w:r>
-          <w:rPr>
-            <w:lang w:val="hi_IN" w:bidi="hi_IN"/>
-          </w:rPr>
-          <w:rPr>
-            <w:color w:val="0000EE"/>
-            <w:u w:val="single"/>
-          </w:rPr>
-          <w:t>33</w:t>
-        </w:r>
-      </w:hyperlink>
+      <w:r>
+        <w:rPr>
+          <w:lang w:val="hi_IN" w:bidi="hi_IN"/>
+        </w:rPr>
+        <w:t>33</w:t>
+      </w:r>
       <w:r>
         <w:rPr>
           <w:lang w:val="hi_IN" w:bidi="hi_IN"/>
         </w:rPr>
         <w:t xml:space="preserve">)। एन.एल.टी विभिन्न गद्य सूचियों को नामों और गिनती की संक्षिप्त तालिकाओं में संकलित करता है (अध्याय </w:t>
       </w:r>
-      <w:hyperlink r:id="rId39">
-        <w:r>
-          <w:rPr>
-            <w:lang w:val="hi_IN" w:bidi="hi_IN"/>
-          </w:rPr>
-          <w:rPr>
-            <w:color w:val="0000EE"/>
-            <w:u w:val="single"/>
-          </w:rPr>
-          <w:t>1–2</w:t>
-        </w:r>
-      </w:hyperlink>
+      <w:r>
+        <w:rPr>
+          <w:lang w:val="hi_IN" w:bidi="hi_IN"/>
+        </w:rPr>
+        <w:t>1–2</w:t>
+      </w:r>
       <w:r>
         <w:rPr>
           <w:lang w:val="hi_IN" w:bidi="hi_IN"/>
         </w:rPr>
         <w:t xml:space="preserve">; </w:t>
       </w:r>
-      <w:hyperlink r:id="rId40">
-        <w:r>
-          <w:rPr>
-            <w:lang w:val="hi_IN" w:bidi="hi_IN"/>
-          </w:rPr>
-          <w:rPr>
-            <w:color w:val="0000EE"/>
-            <w:u w:val="single"/>
-          </w:rPr>
-          <w:t>13</w:t>
-        </w:r>
-      </w:hyperlink>
+      <w:r>
+        <w:rPr>
+          <w:lang w:val="hi_IN" w:bidi="hi_IN"/>
+        </w:rPr>
+        <w:t>13</w:t>
+      </w:r>
       <w:r>
         <w:rPr>
           <w:lang w:val="hi_IN" w:bidi="hi_IN"/>
         </w:rPr>
         <w:t xml:space="preserve">, </w:t>
       </w:r>
-      <w:hyperlink r:id="rId41">
-        <w:r>
-          <w:rPr>
-            <w:lang w:val="hi_IN" w:bidi="hi_IN"/>
-          </w:rPr>
-          <w:rPr>
-            <w:color w:val="0000EE"/>
-            <w:u w:val="single"/>
-          </w:rPr>
-          <w:t>34</w:t>
-        </w:r>
-      </w:hyperlink>
+      <w:r>
+        <w:rPr>
+          <w:lang w:val="hi_IN" w:bidi="hi_IN"/>
+        </w:rPr>
+        <w:t>34</w:t>
+      </w:r>
       <w:r>
         <w:rPr>
           <w:lang w:val="hi_IN" w:bidi="hi_IN"/>
@@ -1203,90 +999,60 @@
         </w:rPr>
         <w:t xml:space="preserve"> (</w:t>
       </w:r>
-      <w:hyperlink r:id="rId42">
-        <w:r>
-          <w:rPr>
-            <w:lang w:val="hi_IN" w:bidi="hi_IN"/>
-          </w:rPr>
-          <w:rPr>
-            <w:color w:val="0000EE"/>
-            <w:u w:val="single"/>
-          </w:rPr>
-          <w:t>21:14–15</w:t>
-        </w:r>
-      </w:hyperlink>
+      <w:r>
+        <w:rPr>
+          <w:lang w:val="hi_IN" w:bidi="hi_IN"/>
+        </w:rPr>
+        <w:t>21:14–15</w:t>
+      </w:r>
       <w:r>
         <w:rPr>
           <w:lang w:val="hi_IN" w:bidi="hi_IN"/>
         </w:rPr>
         <w:t>), "कुएं का गीत" (</w:t>
       </w:r>
-      <w:hyperlink r:id="rId43">
-        <w:r>
-          <w:rPr>
-            <w:lang w:val="hi_IN" w:bidi="hi_IN"/>
-          </w:rPr>
-          <w:rPr>
-            <w:color w:val="0000EE"/>
-            <w:u w:val="single"/>
-          </w:rPr>
-          <w:t>21:17–18</w:t>
-        </w:r>
-      </w:hyperlink>
+      <w:r>
+        <w:rPr>
+          <w:lang w:val="hi_IN" w:bidi="hi_IN"/>
+        </w:rPr>
+        <w:t>21:17–18</w:t>
+      </w:r>
       <w:r>
         <w:rPr>
           <w:lang w:val="hi_IN" w:bidi="hi_IN"/>
         </w:rPr>
         <w:t>), और "हेशबोन का गीत" (</w:t>
       </w:r>
-      <w:hyperlink r:id="rId44">
-        <w:r>
-          <w:rPr>
-            <w:lang w:val="hi_IN" w:bidi="hi_IN"/>
-          </w:rPr>
-          <w:rPr>
-            <w:color w:val="0000EE"/>
-            <w:u w:val="single"/>
-          </w:rPr>
-          <w:t>21:27–30</w:t>
-        </w:r>
-      </w:hyperlink>
+      <w:r>
+        <w:rPr>
+          <w:lang w:val="hi_IN" w:bidi="hi_IN"/>
+        </w:rPr>
+        <w:t>21:27–30</w:t>
+      </w:r>
       <w:r>
         <w:rPr>
           <w:lang w:val="hi_IN" w:bidi="hi_IN"/>
         </w:rPr>
         <w:t xml:space="preserve">)। अध्याय </w:t>
       </w:r>
-      <w:hyperlink r:id="rId36">
-        <w:r>
-          <w:rPr>
-            <w:lang w:val="hi_IN" w:bidi="hi_IN"/>
-          </w:rPr>
-          <w:rPr>
-            <w:color w:val="0000EE"/>
-            <w:u w:val="single"/>
-          </w:rPr>
-          <w:t>23–24</w:t>
-        </w:r>
-      </w:hyperlink>
+      <w:r>
+        <w:rPr>
+          <w:lang w:val="hi_IN" w:bidi="hi_IN"/>
+        </w:rPr>
+        <w:t>23–24</w:t>
+      </w:r>
       <w:r>
         <w:rPr>
           <w:lang w:val="hi_IN" w:bidi="hi_IN"/>
         </w:rPr>
         <w:t xml:space="preserve"> में गैर-इस्राएली भविष्यद्वक्ता बिलाम की कई काव्य पंक्तियाँ हैं; अध्याय </w:t>
       </w:r>
-      <w:hyperlink r:id="rId45">
-        <w:r>
-          <w:rPr>
-            <w:lang w:val="hi_IN" w:bidi="hi_IN"/>
-          </w:rPr>
-          <w:rPr>
-            <w:color w:val="0000EE"/>
-            <w:u w:val="single"/>
-          </w:rPr>
-          <w:t>31:32–47</w:t>
-        </w:r>
-      </w:hyperlink>
+      <w:r>
+        <w:rPr>
+          <w:lang w:val="hi_IN" w:bidi="hi_IN"/>
+        </w:rPr>
+        <w:t>31:32–47</w:t>
+      </w:r>
       <w:r>
         <w:rPr>
           <w:lang w:val="hi_IN" w:bidi="hi_IN"/>
@@ -1305,18 +1071,12 @@
         </w:rPr>
         <w:t xml:space="preserve"> के वास्तविक अभिलेख पर आधारित प्रतीत होता है; और अध्याय </w:t>
       </w:r>
-      <w:hyperlink r:id="rId30">
-        <w:r>
-          <w:rPr>
-            <w:lang w:val="hi_IN" w:bidi="hi_IN"/>
-          </w:rPr>
-          <w:rPr>
-            <w:color w:val="0000EE"/>
-            <w:u w:val="single"/>
-          </w:rPr>
-          <w:t>33</w:t>
-        </w:r>
-      </w:hyperlink>
+      <w:r>
+        <w:rPr>
+          <w:lang w:val="hi_IN" w:bidi="hi_IN"/>
+        </w:rPr>
+        <w:t>33</w:t>
+      </w:r>
       <w:r>
         <w:rPr>
           <w:lang w:val="hi_IN" w:bidi="hi_IN"/>
@@ -1337,18 +1097,12 @@
         </w:rPr>
         <w:t xml:space="preserve">शास्त्र भाग। गिनती का इब्रानी शास्त्र भाग बहुत अच्छी तरह से संरक्षित है, अध्याय </w:t>
       </w:r>
-      <w:hyperlink r:id="rId46">
-        <w:r>
-          <w:rPr>
-            <w:lang w:val="hi_IN" w:bidi="hi_IN"/>
-          </w:rPr>
-          <w:rPr>
-            <w:color w:val="0000EE"/>
-            <w:u w:val="single"/>
-          </w:rPr>
-          <w:t>21–24</w:t>
-        </w:r>
-      </w:hyperlink>
+      <w:r>
+        <w:rPr>
+          <w:lang w:val="hi_IN" w:bidi="hi_IN"/>
+        </w:rPr>
+        <w:t>21–24</w:t>
+      </w:r>
       <w:r>
         <w:rPr>
           <w:lang w:val="hi_IN" w:bidi="hi_IN"/>
@@ -1420,36 +1174,24 @@
           <w:lang w:val="hi_IN" w:bidi="hi_IN"/>
         </w:rPr>
       </w:r>
-      <w:hyperlink r:id="rId47">
-        <w:r>
-          <w:rPr>
-            <w:lang w:val="hi_IN" w:bidi="hi_IN"/>
-          </w:rPr>
-          <w:rPr>
-            <w:color w:val="0000EE"/>
-            <w:u w:val="single"/>
-          </w:rPr>
-          <w:t>1 कुरिन्थियों 10:1–11</w:t>
-        </w:r>
-      </w:hyperlink>
+      <w:r>
+        <w:rPr>
+          <w:lang w:val="hi_IN" w:bidi="hi_IN"/>
+        </w:rPr>
+        <w:t>1 कुरिन्थियों 10:1–11</w:t>
+      </w:r>
       <w:r>
         <w:rPr>
           <w:lang w:val="hi_IN" w:bidi="hi_IN"/>
         </w:rPr>
         <w:t xml:space="preserve"> में, प्रेरित पौलुस अपने पाठकों को मूर्तिपूजा, अनैतिकता, और कुड़कुड़ाने से दूर रहने की चेतावनी देते हैं ताकि वे जंगल में इस्राएलियों की तरह नाश न हों। परमेश्वर ऐसे व्यवहार से प्रसन्न नहीं होते हैं, और मसीह के अनुयायियों को परमेश्वर की परीक्षा नहीं लेनी चाहिए (</w:t>
       </w:r>
-      <w:hyperlink r:id="rId48">
-        <w:r>
-          <w:rPr>
-            <w:lang w:val="hi_IN" w:bidi="hi_IN"/>
-          </w:rPr>
-          <w:rPr>
-            <w:color w:val="0000EE"/>
-            <w:u w:val="single"/>
-          </w:rPr>
-          <w:t>1 कुरि 10:9</w:t>
-        </w:r>
-      </w:hyperlink>
+      <w:r>
+        <w:rPr>
+          <w:lang w:val="hi_IN" w:bidi="hi_IN"/>
+        </w:rPr>
+        <w:t>1 कुरि 10:9</w:t>
+      </w:r>
       <w:r>
         <w:rPr>
           <w:lang w:val="hi_IN" w:bidi="hi_IN"/>
@@ -1474,36 +1216,24 @@
         </w:rPr>
         <w:t>इब्रानियों के लेखक ने इस्राएल के कठोर हृदय और अवज्ञाकारी भावना के बार-बार उदाहरणों की पहचान की और कहा कि परमेश्वर ने इस भटकाव का जवाब शीघ्र और निश्चित क्रोध के साथ दिया (</w:t>
       </w:r>
-      <w:hyperlink r:id="rId49">
-        <w:r>
-          <w:rPr>
-            <w:lang w:val="hi_IN" w:bidi="hi_IN"/>
-          </w:rPr>
-          <w:rPr>
-            <w:color w:val="0000EE"/>
-            <w:u w:val="single"/>
-          </w:rPr>
-          <w:t>इब्रा 3:7–4:11</w:t>
-        </w:r>
-      </w:hyperlink>
+      <w:r>
+        <w:rPr>
+          <w:lang w:val="hi_IN" w:bidi="hi_IN"/>
+        </w:rPr>
+        <w:t>इब्रा 3:7–4:11</w:t>
+      </w:r>
       <w:r>
         <w:rPr>
           <w:lang w:val="hi_IN" w:bidi="hi_IN"/>
         </w:rPr>
         <w:t xml:space="preserve">)। ये पद, जो </w:t>
       </w:r>
-      <w:hyperlink r:id="rId50">
-        <w:r>
-          <w:rPr>
-            <w:lang w:val="hi_IN" w:bidi="hi_IN"/>
-          </w:rPr>
-          <w:rPr>
-            <w:color w:val="0000EE"/>
-            <w:u w:val="single"/>
-          </w:rPr>
-          <w:t xml:space="preserve">भजन संहिता 95 </w:t>
-        </w:r>
-      </w:hyperlink>
+      <w:r>
+        <w:rPr>
+          <w:lang w:val="hi_IN" w:bidi="hi_IN"/>
+        </w:rPr>
+        <w:t xml:space="preserve">भजन संहिता 95 </w:t>
+      </w:r>
       <w:r>
         <w:rPr>
           <w:lang w:val="hi_IN" w:bidi="hi_IN"/>
@@ -1522,18 +1252,12 @@
           <w:lang w:val="hi_IN" w:bidi="hi_IN"/>
         </w:rPr>
       </w:r>
-      <w:hyperlink r:id="rId51">
-        <w:r>
-          <w:rPr>
-            <w:lang w:val="hi_IN" w:bidi="hi_IN"/>
-          </w:rPr>
-          <w:rPr>
-            <w:color w:val="0000EE"/>
-            <w:u w:val="single"/>
-          </w:rPr>
-          <w:t>यहूदा 1:5</w:t>
-        </w:r>
-      </w:hyperlink>
+      <w:r>
+        <w:rPr>
+          <w:lang w:val="hi_IN" w:bidi="hi_IN"/>
+        </w:rPr>
+        <w:t>यहूदा 1:5</w:t>
+      </w:r>
       <w:r>
         <w:rPr>
           <w:lang w:val="hi_IN" w:bidi="hi_IN"/>
